--- a/docs/AWS_S3_EC2.docx
+++ b/docs/AWS_S3_EC2.docx
@@ -11216,7 +11216,7 @@
           <w:color w:val="131B1E"/>
           <w:sz w:val="25"/>
         </w:rPr>
-        <w:t>✅ 5. Containerise — DONE (not yet built)</w:t>
+        <w:t>✅ 5. Containerise — DONE (built and verified)</w:t>
       </w:r>
     </w:p>
     <w:p>
@@ -11342,7 +11342,24 @@
           <w:color w:val="131B1E"/>
           <w:sz w:val="21"/>
         </w:rPr>
-        <w:t xml:space="preserve">: four services from one image — </w:t>
+        <w:t xml:space="preserve">: four services from </w:t>
+      </w:r>
+      <w:r>
+        <w:rPr>
+          <w:rFonts w:ascii="Georgia" w:hAnsi="Georgia"/>
+          <w:b/>
+          <w:color w:val="131B1E"/>
+          <w:sz w:val="21"/>
+        </w:rPr>
+        <w:t>two</w:t>
+      </w:r>
+      <w:r>
+        <w:rPr>
+          <w:rFonts w:ascii="Georgia" w:hAnsi="Georgia"/>
+          <w:color w:val="131B1E"/>
+          <w:sz w:val="21"/>
+        </w:rPr>
+        <w:t xml:space="preserve"> images — </w:t>
       </w:r>
       <w:r>
         <w:rPr>
@@ -11358,7 +11375,7 @@
           <w:color w:val="131B1E"/>
           <w:sz w:val="21"/>
         </w:rPr>
-        <w:t xml:space="preserve">, </w:t>
+        <w:t xml:space="preserve"> and </w:t>
       </w:r>
       <w:r>
         <w:rPr>
@@ -11366,15 +11383,15 @@
           <w:color w:val="0E5D6E"/>
           <w:sz w:val="19"/>
         </w:rPr>
-        <w:t>ui</w:t>
-      </w:r>
-      <w:r>
-        <w:rPr>
-          <w:rFonts w:ascii="Georgia" w:hAnsi="Georgia"/>
-          <w:color w:val="131B1E"/>
-          <w:sz w:val="21"/>
-        </w:rPr>
-        <w:t xml:space="preserve">, </w:t>
+        <w:t>mlflow</w:t>
+      </w:r>
+      <w:r>
+        <w:rPr>
+          <w:rFonts w:ascii="Georgia" w:hAnsi="Georgia"/>
+          <w:color w:val="131B1E"/>
+          <w:sz w:val="21"/>
+        </w:rPr>
+        <w:t xml:space="preserve"> share </w:t>
       </w:r>
       <w:r>
         <w:rPr>
@@ -11382,15 +11399,15 @@
           <w:color w:val="0E5D6E"/>
           <w:sz w:val="19"/>
         </w:rPr>
-        <w:t>mlflow</w:t>
-      </w:r>
-      <w:r>
-        <w:rPr>
-          <w:rFonts w:ascii="Georgia" w:hAnsi="Georgia"/>
-          <w:color w:val="131B1E"/>
-          <w:sz w:val="21"/>
-        </w:rPr>
-        <w:t xml:space="preserve">, </w:t>
+        <w:t>:serve</w:t>
+      </w:r>
+      <w:r>
+        <w:rPr>
+          <w:rFonts w:ascii="Georgia" w:hAnsi="Georgia"/>
+          <w:color w:val="131B1E"/>
+          <w:sz w:val="21"/>
+        </w:rPr>
+        <w:t xml:space="preserve"> (</w:t>
       </w:r>
       <w:r>
         <w:rPr>
@@ -11398,15 +11415,15 @@
           <w:color w:val="0E5D6E"/>
           <w:sz w:val="19"/>
         </w:rPr>
-        <w:t>train</w:t>
-      </w:r>
-      <w:r>
-        <w:rPr>
-          <w:rFonts w:ascii="Georgia" w:hAnsi="Georgia"/>
-          <w:color w:val="131B1E"/>
-          <w:sz w:val="21"/>
-        </w:rPr>
-        <w:t xml:space="preserve"> — differing only by command. </w:t>
+        <w:t>requirements-api.txt</w:t>
+      </w:r>
+      <w:r>
+        <w:rPr>
+          <w:rFonts w:ascii="Georgia" w:hAnsi="Georgia"/>
+          <w:color w:val="131B1E"/>
+          <w:sz w:val="21"/>
+        </w:rPr>
+        <w:t xml:space="preserve">), </w:t>
       </w:r>
       <w:r>
         <w:rPr>
@@ -11422,7 +11439,7 @@
           <w:color w:val="131B1E"/>
           <w:sz w:val="21"/>
         </w:rPr>
-        <w:t xml:space="preserve"> and </w:t>
+        <w:t xml:space="preserve"> uses </w:t>
       </w:r>
       <w:r>
         <w:rPr>
@@ -11430,6 +11447,22 @@
           <w:color w:val="0E5D6E"/>
           <w:sz w:val="19"/>
         </w:rPr>
+        <w:t>:ui</w:t>
+      </w:r>
+      <w:r>
+        <w:rPr>
+          <w:rFonts w:ascii="Georgia" w:hAnsi="Georgia"/>
+          <w:color w:val="131B1E"/>
+          <w:sz w:val="21"/>
+        </w:rPr>
+        <w:t xml:space="preserve">, and </w:t>
+      </w:r>
+      <w:r>
+        <w:rPr>
+          <w:rFonts w:ascii="Consolas" w:hAnsi="Consolas"/>
+          <w:color w:val="0E5D6E"/>
+          <w:sz w:val="19"/>
+        </w:rPr>
         <w:t>train</w:t>
       </w:r>
       <w:r>
@@ -11438,6 +11471,54 @@
           <w:color w:val="131B1E"/>
           <w:sz w:val="21"/>
         </w:rPr>
+        <w:t xml:space="preserve"> uses the full </w:t>
+      </w:r>
+      <w:r>
+        <w:rPr>
+          <w:rFonts w:ascii="Consolas" w:hAnsi="Consolas"/>
+          <w:color w:val="0E5D6E"/>
+          <w:sz w:val="19"/>
+        </w:rPr>
+        <w:t>:latest</w:t>
+      </w:r>
+      <w:r>
+        <w:rPr>
+          <w:rFonts w:ascii="Georgia" w:hAnsi="Georgia"/>
+          <w:color w:val="131B1E"/>
+          <w:sz w:val="21"/>
+        </w:rPr>
+        <w:t xml:space="preserve">. </w:t>
+      </w:r>
+      <w:r>
+        <w:rPr>
+          <w:rFonts w:ascii="Consolas" w:hAnsi="Consolas"/>
+          <w:color w:val="0E5D6E"/>
+          <w:sz w:val="19"/>
+        </w:rPr>
+        <w:t>ui</w:t>
+      </w:r>
+      <w:r>
+        <w:rPr>
+          <w:rFonts w:ascii="Georgia" w:hAnsi="Georgia"/>
+          <w:color w:val="131B1E"/>
+          <w:sz w:val="21"/>
+        </w:rPr>
+        <w:t xml:space="preserve"> and </w:t>
+      </w:r>
+      <w:r>
+        <w:rPr>
+          <w:rFonts w:ascii="Consolas" w:hAnsi="Consolas"/>
+          <w:color w:val="0E5D6E"/>
+          <w:sz w:val="19"/>
+        </w:rPr>
+        <w:t>train</w:t>
+      </w:r>
+      <w:r>
+        <w:rPr>
+          <w:rFonts w:ascii="Georgia" w:hAnsi="Georgia"/>
+          <w:color w:val="131B1E"/>
+          <w:sz w:val="21"/>
+        </w:rPr>
         <w:t xml:space="preserve"> sit behind compose </w:t>
       </w:r>
       <w:r>
@@ -11455,7 +11536,7 @@
           <w:color w:val="131B1E"/>
           <w:sz w:val="21"/>
         </w:rPr>
-        <w:t xml:space="preserve"> so they do not start by default.</w:t>
+        <w:t xml:space="preserve"> so they do not start by default. All three targets are built: 1.17 / 1.34 / 1.64 GB on disk, down from a single 2.65 GB image.</w:t>
       </w:r>
     </w:p>
     <w:p>
@@ -11861,7 +11942,7 @@
                 <w:color w:val="131B1E"/>
                 <w:sz w:val="18"/>
               </w:rPr>
-              <w:t xml:space="preserve">All 34 pinned deps on </w:t>
+              <w:t xml:space="preserve">All pinned deps on </w:t>
             </w:r>
             <w:r>
               <w:rPr>
@@ -11887,7 +11968,7 @@
                 <w:color w:val="131B1E"/>
                 <w:sz w:val="18"/>
               </w:rPr>
-              <w:t>no wheel built from source</w:t>
+              <w:t>no wheel built from source (16 direct pins for the API set, 102 packages resolved)</w:t>
             </w:r>
           </w:p>
         </w:tc>
@@ -12570,6 +12651,325 @@
           <w:sz w:val="21"/>
         </w:rPr>
         <w:t xml:space="preserve"> ships an 8 GiB EBS volume by default.</w:t>
+      </w:r>
+    </w:p>
+    <w:p>
+      <w:pPr>
+        <w:keepNext/>
+        <w:spacing w:before="400" w:after="120"/>
+      </w:pPr>
+      <w:r>
+        <w:rPr>
+          <w:rFonts w:ascii="Segoe UI" w:hAnsi="Segoe UI"/>
+          <w:b/>
+          <w:color w:val="131B1E"/>
+          <w:sz w:val="25"/>
+        </w:rPr>
+        <w:t>🟡 5b. Publish images to ECR — workflow built, role outstanding</w:t>
+      </w:r>
+    </w:p>
+    <w:p>
+      <w:pPr>
+        <w:spacing w:after="180" w:line="300" w:lineRule="auto"/>
+      </w:pPr>
+      <w:r>
+        <w:rPr>
+          <w:rFonts w:ascii="Consolas" w:hAnsi="Consolas"/>
+          <w:color w:val="0E5D6E"/>
+          <w:sz w:val="19"/>
+        </w:rPr>
+        <w:t>.github/workflows/publish.yml</w:t>
+      </w:r>
+      <w:r>
+        <w:rPr>
+          <w:rFonts w:ascii="Georgia" w:hAnsi="Georgia"/>
+          <w:color w:val="131B1E"/>
+          <w:sz w:val="21"/>
+        </w:rPr>
+        <w:t xml:space="preserve"> builds </w:t>
+      </w:r>
+      <w:r>
+        <w:rPr>
+          <w:rFonts w:ascii="Consolas" w:hAnsi="Consolas"/>
+          <w:color w:val="0E5D6E"/>
+          <w:sz w:val="19"/>
+        </w:rPr>
+        <w:t>:serve</w:t>
+      </w:r>
+      <w:r>
+        <w:rPr>
+          <w:rFonts w:ascii="Georgia" w:hAnsi="Georgia"/>
+          <w:color w:val="131B1E"/>
+          <w:sz w:val="21"/>
+        </w:rPr>
+        <w:t xml:space="preserve"> and </w:t>
+      </w:r>
+      <w:r>
+        <w:rPr>
+          <w:rFonts w:ascii="Consolas" w:hAnsi="Consolas"/>
+          <w:color w:val="0E5D6E"/>
+          <w:sz w:val="19"/>
+        </w:rPr>
+        <w:t>:ui</w:t>
+      </w:r>
+      <w:r>
+        <w:rPr>
+          <w:rFonts w:ascii="Georgia" w:hAnsi="Georgia"/>
+          <w:color w:val="131B1E"/>
+          <w:sz w:val="21"/>
+        </w:rPr>
+        <w:t xml:space="preserve"> and pushes them to ECR on a </w:t>
+      </w:r>
+      <w:r>
+        <w:rPr>
+          <w:rFonts w:ascii="Consolas" w:hAnsi="Consolas"/>
+          <w:color w:val="0E5D6E"/>
+          <w:sz w:val="19"/>
+        </w:rPr>
+        <w:t>v*</w:t>
+      </w:r>
+      <w:r>
+        <w:rPr>
+          <w:rFonts w:ascii="Georgia" w:hAnsi="Georgia"/>
+          <w:color w:val="131B1E"/>
+          <w:sz w:val="21"/>
+        </w:rPr>
+        <w:t xml:space="preserve"> tag, authenticating by </w:t>
+      </w:r>
+      <w:r>
+        <w:rPr>
+          <w:rFonts w:ascii="Georgia" w:hAnsi="Georgia"/>
+          <w:b/>
+          <w:color w:val="131B1E"/>
+          <w:sz w:val="21"/>
+        </w:rPr>
+        <w:t>OIDC</w:t>
+      </w:r>
+      <w:r>
+        <w:rPr>
+          <w:rFonts w:ascii="Georgia" w:hAnsi="Georgia"/>
+          <w:color w:val="131B1E"/>
+          <w:sz w:val="21"/>
+        </w:rPr>
+        <w:t xml:space="preserve"> rather than a stored key: GitHub mints a short-lived token per run and AWS trades it for temporary credentials scoped to this one repository. Nothing long-lived is stored as a GitHub secret — which matters concretely, because </w:t>
+      </w:r>
+      <w:r>
+        <w:rPr>
+          <w:rFonts w:ascii="Consolas" w:hAnsi="Consolas"/>
+          <w:color w:val="0E5D6E"/>
+          <w:sz w:val="19"/>
+        </w:rPr>
+        <w:t>.env</w:t>
+      </w:r>
+      <w:r>
+        <w:rPr>
+          <w:rFonts w:ascii="Georgia" w:hAnsi="Georgia"/>
+          <w:color w:val="131B1E"/>
+          <w:sz w:val="21"/>
+        </w:rPr>
+        <w:t xml:space="preserve"> here holds a real access key pair and the whole point is that CI never needs one.</w:t>
+      </w:r>
+    </w:p>
+    <w:p>
+      <w:pPr>
+        <w:spacing w:after="180" w:line="300" w:lineRule="auto"/>
+      </w:pPr>
+      <w:r>
+        <w:rPr>
+          <w:rFonts w:ascii="Georgia" w:hAnsi="Georgia"/>
+          <w:color w:val="131B1E"/>
+          <w:sz w:val="21"/>
+        </w:rPr>
+        <w:t xml:space="preserve">What is outstanding is one admin action, because the pipeline IAM user is deliberately S3-scoped and gets </w:t>
+      </w:r>
+      <w:r>
+        <w:rPr>
+          <w:rFonts w:ascii="Consolas" w:hAnsi="Consolas"/>
+          <w:color w:val="0E5D6E"/>
+          <w:sz w:val="19"/>
+        </w:rPr>
+        <w:t>AccessDenied</w:t>
+      </w:r>
+      <w:r>
+        <w:rPr>
+          <w:rFonts w:ascii="Georgia" w:hAnsi="Georgia"/>
+          <w:color w:val="131B1E"/>
+          <w:sz w:val="21"/>
+        </w:rPr>
+        <w:t xml:space="preserve"> on every IAM call:</w:t>
+      </w:r>
+    </w:p>
+    <w:tbl>
+      <w:tblPr>
+        <w:tblW w:type="auto" w:w="0"/>
+        <w:jc w:val="left"/>
+        <w:tblLook w:firstColumn="1" w:firstRow="1" w:lastColumn="0" w:lastRow="0" w:noHBand="0" w:noVBand="1" w:val="04A0"/>
+      </w:tblPr>
+      <w:tblGrid>
+        <w:gridCol w:w="9360"/>
+      </w:tblGrid>
+      <w:tr>
+        <w:tc>
+          <w:tcPr>
+            <w:tcW w:type="dxa" w:w="9360"/>
+            <w:shd w:val="clear" w:color="auto" w:fill="F1F4F4"/>
+          </w:tcPr>
+          <w:p>
+            <w:pPr>
+              <w:spacing w:after="0" w:line="240" w:lineRule="auto"/>
+            </w:pPr>
+            <w:r>
+              <w:rPr>
+                <w:rFonts w:ascii="Consolas" w:hAnsi="Consolas"/>
+                <w:color w:val="131B1E"/>
+                <w:sz w:val="16"/>
+              </w:rPr>
+              <w:t>REPO=sarthak13gupta/epex-price-forecaster ./infra/iam/apply-github-oidc.sh</w:t>
+            </w:r>
+          </w:p>
+        </w:tc>
+      </w:tr>
+    </w:tbl>
+    <w:p>
+      <w:pPr>
+        <w:spacing w:after="120"/>
+      </w:pPr>
+    </w:p>
+    <w:p>
+      <w:pPr>
+        <w:spacing w:after="180" w:line="300" w:lineRule="auto"/>
+      </w:pPr>
+      <w:r>
+        <w:rPr>
+          <w:rFonts w:ascii="Georgia" w:hAnsi="Georgia"/>
+          <w:color w:val="131B1E"/>
+          <w:sz w:val="21"/>
+        </w:rPr>
+        <w:t>It creates the OIDC provider, the ECR repository (scan-on-push enabled) and the push role, then prints the three repository variables to set. Idempotent.</w:t>
+      </w:r>
+    </w:p>
+    <w:p>
+      <w:pPr>
+        <w:spacing w:after="180" w:line="300" w:lineRule="auto"/>
+      </w:pPr>
+      <w:r>
+        <w:rPr>
+          <w:rFonts w:ascii="Georgia" w:hAnsi="Georgia"/>
+          <w:color w:val="131B1E"/>
+          <w:sz w:val="21"/>
+        </w:rPr>
+        <w:t xml:space="preserve">The security boundary is one condition in the trust policy, and it is the single most common way an OIDC setup is misconfigured — </w:t>
+      </w:r>
+      <w:r>
+        <w:rPr>
+          <w:rFonts w:ascii="Consolas" w:hAnsi="Consolas"/>
+          <w:color w:val="0E5D6E"/>
+          <w:sz w:val="19"/>
+        </w:rPr>
+        <w:t>aud</w:t>
+      </w:r>
+      <w:r>
+        <w:rPr>
+          <w:rFonts w:ascii="Georgia" w:hAnsi="Georgia"/>
+          <w:color w:val="131B1E"/>
+          <w:sz w:val="21"/>
+        </w:rPr>
+        <w:t xml:space="preserve"> alone would let </w:t>
+      </w:r>
+      <w:r>
+        <w:rPr>
+          <w:rFonts w:ascii="Georgia" w:hAnsi="Georgia"/>
+          <w:b/>
+          <w:color w:val="131B1E"/>
+          <w:sz w:val="21"/>
+        </w:rPr>
+        <w:t>any</w:t>
+      </w:r>
+      <w:r>
+        <w:rPr>
+          <w:rFonts w:ascii="Georgia" w:hAnsi="Georgia"/>
+          <w:color w:val="131B1E"/>
+          <w:sz w:val="21"/>
+        </w:rPr>
+        <w:t xml:space="preserve"> GitHub repository on the internet assume the role. See </w:t>
+      </w:r>
+      <w:r>
+        <w:rPr>
+          <w:rFonts w:ascii="Consolas" w:hAnsi="Consolas"/>
+          <w:color w:val="0E5D6E"/>
+          <w:sz w:val="19"/>
+        </w:rPr>
+        <w:t>infra/iam/README.md</w:t>
+      </w:r>
+      <w:r>
+        <w:rPr>
+          <w:rFonts w:ascii="Georgia" w:hAnsi="Georgia"/>
+          <w:color w:val="131B1E"/>
+          <w:sz w:val="21"/>
+        </w:rPr>
+        <w:t>.</w:t>
+      </w:r>
+    </w:p>
+    <w:p>
+      <w:pPr>
+        <w:spacing w:after="180" w:line="300" w:lineRule="auto"/>
+      </w:pPr>
+      <w:r>
+        <w:rPr>
+          <w:rFonts w:ascii="Georgia" w:hAnsi="Georgia"/>
+          <w:color w:val="131B1E"/>
+          <w:sz w:val="21"/>
+        </w:rPr>
+        <w:t>Each image gets a moving tag (</w:t>
+      </w:r>
+      <w:r>
+        <w:rPr>
+          <w:rFonts w:ascii="Consolas" w:hAnsi="Consolas"/>
+          <w:color w:val="0E5D6E"/>
+          <w:sz w:val="19"/>
+        </w:rPr>
+        <w:t>:serve</w:t>
+      </w:r>
+      <w:r>
+        <w:rPr>
+          <w:rFonts w:ascii="Georgia" w:hAnsi="Georgia"/>
+          <w:color w:val="131B1E"/>
+          <w:sz w:val="21"/>
+        </w:rPr>
+        <w:t>) and an immutable one (</w:t>
+      </w:r>
+      <w:r>
+        <w:rPr>
+          <w:rFonts w:ascii="Consolas" w:hAnsi="Consolas"/>
+          <w:color w:val="0E5D6E"/>
+          <w:sz w:val="19"/>
+        </w:rPr>
+        <w:t>:serve-&lt;sha&gt;</w:t>
+      </w:r>
+      <w:r>
+        <w:rPr>
+          <w:rFonts w:ascii="Georgia" w:hAnsi="Georgia"/>
+          <w:color w:val="131B1E"/>
+          <w:sz w:val="21"/>
+        </w:rPr>
+        <w:t xml:space="preserve">). </w:t>
+      </w:r>
+      <w:r>
+        <w:rPr>
+          <w:rFonts w:ascii="Georgia" w:hAnsi="Georgia"/>
+          <w:b/>
+          <w:color w:val="131B1E"/>
+          <w:sz w:val="21"/>
+        </w:rPr>
+        <w:t>Pin deployments to the SHA tag</w:t>
+      </w:r>
+      <w:r>
+        <w:rPr>
+          <w:rFonts w:ascii="Georgia" w:hAnsi="Georgia"/>
+          <w:color w:val="131B1E"/>
+          <w:sz w:val="21"/>
+        </w:rPr>
+        <w:t xml:space="preserve"> — rollback then means naming the previous commit.</w:t>
       </w:r>
     </w:p>
     <w:p>
